--- a/User Manual/docx-exports/Ticket-Lifecycle-Workflow.docx
+++ b/User Manual/docx-exports/Ticket-Lifecycle-Workflow.docx
@@ -28,7 +28,7 @@
         </w:p>
       </w:sdtContent>
     </w:sdt>
-    <w:bookmarkStart w:id="156" w:name="ticket-lifecycle-workflow-manual"/>
+    <w:bookmarkStart w:id="165" w:name="ticket-lifecycle-workflow-manual"/>
     <w:p>
       <w:pPr>
         <w:pStyle w:val="Heading1"/>
@@ -70,6 +70,11 @@
       </w:pPr>
       <w:r>
         <w:t xml:space="preserve">This manual explains the complete ticket lifecycle from creation to closure in a clear step-by-step format, aligned with the documented sales call-verification gate, supervisor assignment flow, and technical execution-to-closure process.</w:t>
+      </w:r>
+    </w:p>
+    <w:p>
+      <w:r>
+        <w:br w:type="page"/>
       </w:r>
     </w:p>
     <w:bookmarkEnd w:id="9"/>
@@ -145,6 +150,11 @@
         <w:t xml:space="preserve">: Line-by-line actions users must follow.</w:t>
       </w:r>
     </w:p>
+    <w:p>
+      <w:r>
+        <w:br w:type="page"/>
+      </w:r>
+    </w:p>
     <w:bookmarkEnd w:id="10"/>
     <w:bookmarkStart w:id="11" w:name="arrow-legend"/>
     <w:p>
@@ -248,6 +258,11 @@
         <w:t xml:space="preserve">negative decision output</w:t>
       </w:r>
     </w:p>
+    <w:p>
+      <w:r>
+        <w:br w:type="page"/>
+      </w:r>
+    </w:p>
     <w:bookmarkEnd w:id="11"/>
     <w:bookmarkStart w:id="12" w:name="roles-in-this-workflow"/>
     <w:p>
@@ -303,6 +318,11 @@
         <w:t xml:space="preserve">Technical Staff: diagnosis, execution, update, and proof submission</w:t>
       </w:r>
     </w:p>
+    <w:p>
+      <w:r>
+        <w:br w:type="page"/>
+      </w:r>
+    </w:p>
     <w:bookmarkEnd w:id="12"/>
     <w:bookmarkStart w:id="13" w:name="stage-0-intake-readiness"/>
     <w:p>
@@ -369,6 +389,11 @@
           <w:rStyle w:val="VerbatimChar"/>
         </w:rPr>
         <w:t xml:space="preserve">Prepare client details -&gt; Prepare product details -&gt; Prepare service details -&gt; Ready for ticket creation</w:t>
+      </w:r>
+    </w:p>
+    <w:p>
+      <w:r>
+        <w:br w:type="page"/>
       </w:r>
     </w:p>
     <w:bookmarkEnd w:id="13"/>
@@ -1358,9 +1383,14 @@
         <w:t xml:space="preserve">.</w:t>
       </w:r>
     </w:p>
+    <w:p>
+      <w:r>
+        <w:br w:type="page"/>
+      </w:r>
+    </w:p>
     <w:bookmarkEnd w:id="54"/>
     <w:bookmarkEnd w:id="55"/>
-    <w:bookmarkStart w:id="61" w:name="Xc91342c19bb42c027faf8e8332d01c4a46206b4"/>
+    <w:bookmarkStart w:id="70" w:name="Xc91342c19bb42c027faf8e8332d01c4a46206b4"/>
     <w:p>
       <w:pPr>
         <w:pStyle w:val="Heading2"/>
@@ -1395,7 +1425,7 @@
         <w:t xml:space="preserve">Ticket Created (Sales) -&gt; Perform Client Call Verification -&gt; Review Ticket -&gt; Set Priority -&gt; Confirm Ticket -&gt; Route to Supervisor Assignment</w:t>
       </w:r>
     </w:p>
-    <w:bookmarkStart w:id="59" w:name="screens-and-explanation-1"/>
+    <w:bookmarkStart w:id="68" w:name="screens-and-explanation-1"/>
     <w:p>
       <w:pPr>
         <w:pStyle w:val="Heading3"/>
@@ -1466,283 +1496,480 @@
         <w:t xml:space="preserve">Explanation: Sales verification and review reference before routing ticket to supervisor assignment.</w:t>
       </w:r>
     </w:p>
-    <w:bookmarkEnd w:id="59"/>
-    <w:bookmarkStart w:id="60" w:name="detailed-steps-1"/>
-    <w:p>
-      <w:pPr>
-        <w:pStyle w:val="Heading3"/>
-      </w:pPr>
-      <w:r>
-        <w:rPr>
-          <w:rStyle w:val="SectionNumber"/>
-        </w:rPr>
-        <w:t xml:space="preserve">1.7.2</w:t>
-      </w:r>
-      <w:r>
-        <w:tab/>
-      </w:r>
-      <w:r>
-        <w:t xml:space="preserve">Detailed Steps</w:t>
-      </w:r>
-    </w:p>
-    <w:p>
-      <w:pPr>
-        <w:pStyle w:val="Compact"/>
-        <w:numPr>
-          <w:ilvl w:val="0"/>
-          <w:numId w:val="1005"/>
-        </w:numPr>
-      </w:pPr>
-      <w:r>
-        <w:t xml:space="preserve">Sales opens the newly created ticket from sales ticket views.</w:t>
-      </w:r>
-    </w:p>
-    <w:p>
-      <w:pPr>
-        <w:pStyle w:val="Compact"/>
-        <w:numPr>
-          <w:ilvl w:val="0"/>
-          <w:numId w:val="1005"/>
-        </w:numPr>
-      </w:pPr>
-      <w:r>
-        <w:t xml:space="preserve">Sales performs client call verification and confirms issue context.</w:t>
-      </w:r>
-    </w:p>
-    <w:p>
-      <w:pPr>
-        <w:pStyle w:val="Compact"/>
-        <w:numPr>
-          <w:ilvl w:val="0"/>
-          <w:numId w:val="1005"/>
-        </w:numPr>
-      </w:pPr>
-      <w:r>
-        <w:t xml:space="preserve">Sales records call workflow details for traceability.</w:t>
-      </w:r>
-    </w:p>
-    <w:p>
-      <w:pPr>
-        <w:pStyle w:val="Compact"/>
-        <w:numPr>
-          <w:ilvl w:val="0"/>
-          <w:numId w:val="1005"/>
-        </w:numPr>
-      </w:pPr>
-      <w:r>
-        <w:t xml:space="preserve">Sales reviews ticket completeness and data accuracy.</w:t>
-      </w:r>
-    </w:p>
-    <w:p>
-      <w:pPr>
-        <w:pStyle w:val="Compact"/>
-        <w:numPr>
-          <w:ilvl w:val="0"/>
-          <w:numId w:val="1005"/>
-        </w:numPr>
-      </w:pPr>
-      <w:r>
-        <w:t xml:space="preserve">Sales sets priority (</w:t>
-      </w:r>
-      <w:r>
-        <w:rPr>
-          <w:rStyle w:val="VerbatimChar"/>
-        </w:rPr>
-        <w:t xml:space="preserve">Critical</w:t>
-      </w:r>
-      <w:r>
-        <w:t xml:space="preserve">,</w:t>
-      </w:r>
-      <w:r>
-        <w:t xml:space="preserve"> </w:t>
-      </w:r>
-      <w:r>
-        <w:rPr>
-          <w:rStyle w:val="VerbatimChar"/>
-        </w:rPr>
-        <w:t xml:space="preserve">High</w:t>
-      </w:r>
-      <w:r>
-        <w:t xml:space="preserve">,</w:t>
-      </w:r>
-      <w:r>
-        <w:t xml:space="preserve"> </w:t>
-      </w:r>
-      <w:r>
-        <w:rPr>
-          <w:rStyle w:val="VerbatimChar"/>
-        </w:rPr>
-        <w:t xml:space="preserve">Medium</w:t>
-      </w:r>
-      <w:r>
-        <w:t xml:space="preserve">,</w:t>
-      </w:r>
-      <w:r>
-        <w:t xml:space="preserve"> </w:t>
-      </w:r>
-      <w:r>
-        <w:rPr>
-          <w:rStyle w:val="VerbatimChar"/>
-        </w:rPr>
-        <w:t xml:space="preserve">Low</w:t>
-      </w:r>
-      <w:r>
-        <w:t xml:space="preserve">,</w:t>
-      </w:r>
-      <w:r>
-        <w:t xml:space="preserve"> </w:t>
-      </w:r>
-      <w:r>
-        <w:rPr>
-          <w:rStyle w:val="VerbatimChar"/>
-        </w:rPr>
-        <w:t xml:space="preserve">Unknown</w:t>
-      </w:r>
-      <w:r>
-        <w:t xml:space="preserve">).</w:t>
-      </w:r>
-    </w:p>
-    <w:p>
-      <w:pPr>
-        <w:pStyle w:val="Compact"/>
-        <w:numPr>
-          <w:ilvl w:val="0"/>
-          <w:numId w:val="1005"/>
-        </w:numPr>
-      </w:pPr>
-      <w:r>
-        <w:t xml:space="preserve">Sales confirms ticket for operational handling.</w:t>
-      </w:r>
-    </w:p>
-    <w:p>
-      <w:pPr>
-        <w:pStyle w:val="Compact"/>
-        <w:numPr>
-          <w:ilvl w:val="0"/>
-          <w:numId w:val="1005"/>
-        </w:numPr>
-      </w:pPr>
-      <w:r>
-        <w:t xml:space="preserve">System marks ticket ready for supervisor assignment routing.</w:t>
-      </w:r>
-    </w:p>
-    <w:p>
-      <w:pPr>
-        <w:pStyle w:val="Compact"/>
-        <w:numPr>
-          <w:ilvl w:val="0"/>
-          <w:numId w:val="1005"/>
-        </w:numPr>
-      </w:pPr>
-      <w:r>
-        <w:t xml:space="preserve">Supervisor receives confirmed ticket in assignment queue.</w:t>
-      </w:r>
-    </w:p>
-    <w:p>
-      <w:pPr>
-        <w:pStyle w:val="Compact"/>
-        <w:numPr>
-          <w:ilvl w:val="0"/>
-          <w:numId w:val="1005"/>
-        </w:numPr>
-      </w:pPr>
-      <w:r>
-        <w:t xml:space="preserve">Ticket proceeds to supervisor assignment stage.</w:t>
-      </w:r>
-    </w:p>
-    <w:bookmarkEnd w:id="60"/>
-    <w:bookmarkEnd w:id="61"/>
-    <w:bookmarkStart w:id="85" w:name="Xf66b96077766cf24a64dd61814763e2653dba8a"/>
-    <w:p>
-      <w:pPr>
-        <w:pStyle w:val="Heading2"/>
-      </w:pPr>
-      <w:r>
-        <w:rPr>
-          <w:rStyle w:val="SectionNumber"/>
-        </w:rPr>
-        <w:t xml:space="preserve">1.8</w:t>
-      </w:r>
-      <w:r>
-        <w:tab/>
-      </w:r>
-      <w:r>
-        <w:t xml:space="preserve">Stage 3: Supervisor Assignment and Reassignment</w:t>
-      </w:r>
-    </w:p>
-    <w:p>
-      <w:pPr>
-        <w:pStyle w:val="FirstParagraph"/>
-      </w:pPr>
-      <w:r>
-        <w:t xml:space="preserve">Visual Flow:</w:t>
-      </w:r>
-      <w:r>
-        <w:t xml:space="preserve"> </w:t>
-      </w:r>
-      <w:r>
-        <w:rPr>
-          <w:rStyle w:val="VerbatimChar"/>
-        </w:rPr>
-        <w:t xml:space="preserve">Open Ticket Queue -&gt; Open Assign Technical Modal -&gt; Review Technician Workload -&gt; Assign Ticket -&gt; Monitor Progress =&gt; [Issue in fit/progress] Reassign -&gt; Continue Work</w:t>
-      </w:r>
-    </w:p>
     <w:p>
       <w:pPr>
         <w:pStyle w:val="BodyText"/>
-      </w:pPr>
-      <w:r>
-        <w:t xml:space="preserve">State Routing Flow:</w:t>
-      </w:r>
-      <w:r>
-        <w:t xml:space="preserve"> </w:t>
-      </w:r>
-      <w:r>
-        <w:rPr>
-          <w:rStyle w:val="VerbatimChar"/>
-        </w:rPr>
-        <w:t xml:space="preserve">Open -&gt; In Progress -&gt; Pending Closure -&gt; Closed</w:t>
-      </w:r>
-    </w:p>
-    <w:bookmarkStart w:id="83" w:name="screens-and-explanation-2"/>
-    <w:p>
-      <w:pPr>
-        <w:pStyle w:val="Heading3"/>
-      </w:pPr>
-      <w:r>
-        <w:rPr>
-          <w:rStyle w:val="SectionNumber"/>
-        </w:rPr>
-        <w:t xml:space="preserve">1.8.1</w:t>
-      </w:r>
-      <w:r>
-        <w:tab/>
-      </w:r>
-      <w:r>
-        <w:t xml:space="preserve">Screens and Explanation</w:t>
-      </w:r>
-    </w:p>
-    <w:p>
-      <w:pPr>
-        <w:pStyle w:val="FirstParagraph"/>
       </w:pPr>
       <w:r>
         <w:drawing>
           <wp:inline>
-            <wp:extent cx="5334000" cy="2622364"/>
+            <wp:extent cx="5334000" cy="4467074"/>
             <wp:effectExtent b="0" l="0" r="0" t="0"/>
-            <wp:docPr descr="Supervisor Tickets" title="" id="63" name="Picture"/>
+            <wp:docPr descr="Supervisor STF Details + Call Validation" title="" id="60" name="Picture"/>
             <a:graphic>
               <a:graphicData uri="http://schemas.openxmlformats.org/drawingml/2006/picture">
                 <pic:pic>
                   <pic:nvPicPr>
-                    <pic:cNvPr descr="Supervisor%20Side/Supervisor%20All%20tickets.png" id="64" name="Picture"/>
+                    <pic:cNvPr descr="Supervisor%20Side/Supervisor%20options%20Client%20availability.png" id="61" name="Picture"/>
+                    <pic:cNvPicPr>
+                      <a:picLocks noChangeArrowheads="1" noChangeAspect="1"/>
+                    </pic:cNvPicPr>
+                  </pic:nvPicPr>
+                  <pic:blipFill>
+                    <a:blip r:embed="rId59"/>
+                    <a:stretch>
+                      <a:fillRect/>
+                    </a:stretch>
+                  </pic:blipFill>
+                  <pic:spPr bwMode="auto">
+                    <a:xfrm>
+                      <a:off x="0" y="0"/>
+                      <a:ext cx="5334000" cy="4467074"/>
+                    </a:xfrm>
+                    <a:prstGeom prst="rect">
+                      <a:avLst/>
+                    </a:prstGeom>
+                    <a:noFill/>
+                    <a:ln w="9525">
+                      <a:noFill/>
+                      <a:headEnd/>
+                      <a:tailEnd/>
+                    </a:ln>
+                  </pic:spPr>
+                </pic:pic>
+              </a:graphicData>
+            </a:graphic>
+          </wp:inline>
+        </w:drawing>
+      </w:r>
+      <w:r>
+        <w:t xml:space="preserve"> </w:t>
+      </w:r>
+      <w:r>
+        <w:t xml:space="preserve">Explanation: Supervisor-side verification view showing STF details, client call availability decision, contact selection, priority selection, and call log preview before assignment.</w:t>
+      </w:r>
+    </w:p>
+    <w:p>
+      <w:pPr>
+        <w:pStyle w:val="BodyText"/>
+      </w:pPr>
+      <w:r>
+        <w:drawing>
+          <wp:inline>
+            <wp:extent cx="5334000" cy="4759765"/>
+            <wp:effectExtent b="0" l="0" r="0" t="0"/>
+            <wp:docPr descr="Supervisor Call Connected / Ongoing" title="" id="63" name="Picture"/>
+            <a:graphic>
+              <a:graphicData uri="http://schemas.openxmlformats.org/drawingml/2006/picture">
+                <pic:pic>
+                  <pic:nvPicPr>
+                    <pic:cNvPr descr="Supervisor%20Side/Supervisor%20calls.png" id="64" name="Picture"/>
                     <pic:cNvPicPr>
                       <a:picLocks noChangeArrowheads="1" noChangeAspect="1"/>
                     </pic:cNvPicPr>
                   </pic:nvPicPr>
                   <pic:blipFill>
                     <a:blip r:embed="rId62"/>
+                    <a:stretch>
+                      <a:fillRect/>
+                    </a:stretch>
+                  </pic:blipFill>
+                  <pic:spPr bwMode="auto">
+                    <a:xfrm>
+                      <a:off x="0" y="0"/>
+                      <a:ext cx="5334000" cy="4759765"/>
+                    </a:xfrm>
+                    <a:prstGeom prst="rect">
+                      <a:avLst/>
+                    </a:prstGeom>
+                    <a:noFill/>
+                    <a:ln w="9525">
+                      <a:noFill/>
+                      <a:headEnd/>
+                      <a:tailEnd/>
+                    </a:ln>
+                  </pic:spPr>
+                </pic:pic>
+              </a:graphicData>
+            </a:graphic>
+          </wp:inline>
+        </w:drawing>
+      </w:r>
+      <w:r>
+        <w:t xml:space="preserve"> </w:t>
+      </w:r>
+      <w:r>
+        <w:t xml:space="preserve">Explanation: Active call state used while validating client details; supervisor can place the call on hold or end the call, then continue workflow once call is completed.</w:t>
+      </w:r>
+    </w:p>
+    <w:p>
+      <w:pPr>
+        <w:pStyle w:val="BodyText"/>
+      </w:pPr>
+      <w:r>
+        <w:drawing>
+          <wp:inline>
+            <wp:extent cx="5334000" cy="2720834"/>
+            <wp:effectExtent b="0" l="0" r="0" t="0"/>
+            <wp:docPr descr="Supervisor Call Logs" title="" id="66" name="Picture"/>
+            <a:graphic>
+              <a:graphicData uri="http://schemas.openxmlformats.org/drawingml/2006/picture">
+                <pic:pic>
+                  <pic:nvPicPr>
+                    <pic:cNvPr descr="Supervisor%20Side/Supervisor%20Call%20logs.png" id="67" name="Picture"/>
+                    <pic:cNvPicPr>
+                      <a:picLocks noChangeArrowheads="1" noChangeAspect="1"/>
+                    </pic:cNvPicPr>
+                  </pic:nvPicPr>
+                  <pic:blipFill>
+                    <a:blip r:embed="rId65"/>
+                    <a:stretch>
+                      <a:fillRect/>
+                    </a:stretch>
+                  </pic:blipFill>
+                  <pic:spPr bwMode="auto">
+                    <a:xfrm>
+                      <a:off x="0" y="0"/>
+                      <a:ext cx="5334000" cy="2720834"/>
+                    </a:xfrm>
+                    <a:prstGeom prst="rect">
+                      <a:avLst/>
+                    </a:prstGeom>
+                    <a:noFill/>
+                    <a:ln w="9525">
+                      <a:noFill/>
+                      <a:headEnd/>
+                      <a:tailEnd/>
+                    </a:ln>
+                  </pic:spPr>
+                </pic:pic>
+              </a:graphicData>
+            </a:graphic>
+          </wp:inline>
+        </w:drawing>
+      </w:r>
+      <w:r>
+        <w:t xml:space="preserve"> </w:t>
+      </w:r>
+      <w:r>
+        <w:t xml:space="preserve">Explanation: Call records provide verification traceability for completed and unsuccessful attempts.</w:t>
+      </w:r>
+    </w:p>
+    <w:bookmarkEnd w:id="68"/>
+    <w:bookmarkStart w:id="69" w:name="detailed-steps-1"/>
+    <w:p>
+      <w:pPr>
+        <w:pStyle w:val="Heading3"/>
+      </w:pPr>
+      <w:r>
+        <w:rPr>
+          <w:rStyle w:val="SectionNumber"/>
+        </w:rPr>
+        <w:t xml:space="preserve">1.7.2</w:t>
+      </w:r>
+      <w:r>
+        <w:tab/>
+      </w:r>
+      <w:r>
+        <w:t xml:space="preserve">Detailed Steps</w:t>
+      </w:r>
+    </w:p>
+    <w:p>
+      <w:pPr>
+        <w:pStyle w:val="Compact"/>
+        <w:numPr>
+          <w:ilvl w:val="0"/>
+          <w:numId w:val="1005"/>
+        </w:numPr>
+      </w:pPr>
+      <w:r>
+        <w:t xml:space="preserve">Sales opens the newly created ticket from sales ticket views.</w:t>
+      </w:r>
+    </w:p>
+    <w:p>
+      <w:pPr>
+        <w:pStyle w:val="Compact"/>
+        <w:numPr>
+          <w:ilvl w:val="0"/>
+          <w:numId w:val="1005"/>
+        </w:numPr>
+      </w:pPr>
+      <w:r>
+        <w:t xml:space="preserve">Sales performs client call verification and confirms issue context.</w:t>
+      </w:r>
+    </w:p>
+    <w:p>
+      <w:pPr>
+        <w:pStyle w:val="Compact"/>
+        <w:numPr>
+          <w:ilvl w:val="0"/>
+          <w:numId w:val="1005"/>
+        </w:numPr>
+      </w:pPr>
+      <w:r>
+        <w:t xml:space="preserve">Sales records call workflow details for traceability.</w:t>
+      </w:r>
+    </w:p>
+    <w:p>
+      <w:pPr>
+        <w:pStyle w:val="Compact"/>
+        <w:numPr>
+          <w:ilvl w:val="0"/>
+          <w:numId w:val="1005"/>
+        </w:numPr>
+      </w:pPr>
+      <w:r>
+        <w:t xml:space="preserve">Sales reviews ticket completeness and data accuracy.</w:t>
+      </w:r>
+    </w:p>
+    <w:p>
+      <w:pPr>
+        <w:pStyle w:val="Compact"/>
+        <w:numPr>
+          <w:ilvl w:val="0"/>
+          <w:numId w:val="1005"/>
+        </w:numPr>
+      </w:pPr>
+      <w:r>
+        <w:t xml:space="preserve">Sales sets priority (</w:t>
+      </w:r>
+      <w:r>
+        <w:rPr>
+          <w:rStyle w:val="VerbatimChar"/>
+        </w:rPr>
+        <w:t xml:space="preserve">Critical</w:t>
+      </w:r>
+      <w:r>
+        <w:t xml:space="preserve">,</w:t>
+      </w:r>
+      <w:r>
+        <w:t xml:space="preserve"> </w:t>
+      </w:r>
+      <w:r>
+        <w:rPr>
+          <w:rStyle w:val="VerbatimChar"/>
+        </w:rPr>
+        <w:t xml:space="preserve">High</w:t>
+      </w:r>
+      <w:r>
+        <w:t xml:space="preserve">,</w:t>
+      </w:r>
+      <w:r>
+        <w:t xml:space="preserve"> </w:t>
+      </w:r>
+      <w:r>
+        <w:rPr>
+          <w:rStyle w:val="VerbatimChar"/>
+        </w:rPr>
+        <w:t xml:space="preserve">Medium</w:t>
+      </w:r>
+      <w:r>
+        <w:t xml:space="preserve">,</w:t>
+      </w:r>
+      <w:r>
+        <w:t xml:space="preserve"> </w:t>
+      </w:r>
+      <w:r>
+        <w:rPr>
+          <w:rStyle w:val="VerbatimChar"/>
+        </w:rPr>
+        <w:t xml:space="preserve">Low</w:t>
+      </w:r>
+      <w:r>
+        <w:t xml:space="preserve">,</w:t>
+      </w:r>
+      <w:r>
+        <w:t xml:space="preserve"> </w:t>
+      </w:r>
+      <w:r>
+        <w:rPr>
+          <w:rStyle w:val="VerbatimChar"/>
+        </w:rPr>
+        <w:t xml:space="preserve">Unknown</w:t>
+      </w:r>
+      <w:r>
+        <w:t xml:space="preserve">).</w:t>
+      </w:r>
+    </w:p>
+    <w:p>
+      <w:pPr>
+        <w:pStyle w:val="Compact"/>
+        <w:numPr>
+          <w:ilvl w:val="0"/>
+          <w:numId w:val="1005"/>
+        </w:numPr>
+      </w:pPr>
+      <w:r>
+        <w:t xml:space="preserve">During supervisor-side review, call may enter active connected state (</w:t>
+      </w:r>
+      <w:r>
+        <w:rPr>
+          <w:rStyle w:val="VerbatimChar"/>
+        </w:rPr>
+        <w:t xml:space="preserve">Ongoing Call</w:t>
+      </w:r>
+      <w:r>
+        <w:t xml:space="preserve">) while confirmation is in progress.</w:t>
+      </w:r>
+    </w:p>
+    <w:p>
+      <w:pPr>
+        <w:pStyle w:val="Compact"/>
+        <w:numPr>
+          <w:ilvl w:val="0"/>
+          <w:numId w:val="1005"/>
+        </w:numPr>
+      </w:pPr>
+      <w:r>
+        <w:t xml:space="preserve">Supervisor completes call action, records outcome, and validates priority where applicable.</w:t>
+      </w:r>
+    </w:p>
+    <w:p>
+      <w:pPr>
+        <w:pStyle w:val="Compact"/>
+        <w:numPr>
+          <w:ilvl w:val="0"/>
+          <w:numId w:val="1005"/>
+        </w:numPr>
+      </w:pPr>
+      <w:r>
+        <w:t xml:space="preserve">Sales confirms ticket for operational handling.</w:t>
+      </w:r>
+    </w:p>
+    <w:p>
+      <w:pPr>
+        <w:pStyle w:val="Compact"/>
+        <w:numPr>
+          <w:ilvl w:val="0"/>
+          <w:numId w:val="1005"/>
+        </w:numPr>
+      </w:pPr>
+      <w:r>
+        <w:t xml:space="preserve">System marks ticket ready for supervisor assignment routing.</w:t>
+      </w:r>
+    </w:p>
+    <w:p>
+      <w:pPr>
+        <w:pStyle w:val="Compact"/>
+        <w:numPr>
+          <w:ilvl w:val="0"/>
+          <w:numId w:val="1005"/>
+        </w:numPr>
+      </w:pPr>
+      <w:r>
+        <w:t xml:space="preserve">Supervisor receives confirmed ticket in assignment queue.</w:t>
+      </w:r>
+    </w:p>
+    <w:p>
+      <w:pPr>
+        <w:pStyle w:val="Compact"/>
+        <w:numPr>
+          <w:ilvl w:val="0"/>
+          <w:numId w:val="1005"/>
+        </w:numPr>
+      </w:pPr>
+      <w:r>
+        <w:t xml:space="preserve">Ticket proceeds to supervisor assignment stage.</w:t>
+      </w:r>
+    </w:p>
+    <w:p>
+      <w:r>
+        <w:br w:type="page"/>
+      </w:r>
+    </w:p>
+    <w:bookmarkEnd w:id="69"/>
+    <w:bookmarkEnd w:id="70"/>
+    <w:bookmarkStart w:id="94" w:name="Xf66b96077766cf24a64dd61814763e2653dba8a"/>
+    <w:p>
+      <w:pPr>
+        <w:pStyle w:val="Heading2"/>
+      </w:pPr>
+      <w:r>
+        <w:rPr>
+          <w:rStyle w:val="SectionNumber"/>
+        </w:rPr>
+        <w:t xml:space="preserve">1.8</w:t>
+      </w:r>
+      <w:r>
+        <w:tab/>
+      </w:r>
+      <w:r>
+        <w:t xml:space="preserve">Stage 3: Supervisor Assignment and Reassignment</w:t>
+      </w:r>
+    </w:p>
+    <w:p>
+      <w:pPr>
+        <w:pStyle w:val="FirstParagraph"/>
+      </w:pPr>
+      <w:r>
+        <w:t xml:space="preserve">Visual Flow:</w:t>
+      </w:r>
+      <w:r>
+        <w:t xml:space="preserve"> </w:t>
+      </w:r>
+      <w:r>
+        <w:rPr>
+          <w:rStyle w:val="VerbatimChar"/>
+        </w:rPr>
+        <w:t xml:space="preserve">Open Ticket Queue -&gt; Open Assign Technical Modal -&gt; Review Technician Workload -&gt; Assign Ticket -&gt; Monitor Progress =&gt; [Issue in fit/progress] Reassign -&gt; Continue Work</w:t>
+      </w:r>
+    </w:p>
+    <w:p>
+      <w:pPr>
+        <w:pStyle w:val="BodyText"/>
+      </w:pPr>
+      <w:r>
+        <w:t xml:space="preserve">State Routing Flow:</w:t>
+      </w:r>
+      <w:r>
+        <w:t xml:space="preserve"> </w:t>
+      </w:r>
+      <w:r>
+        <w:rPr>
+          <w:rStyle w:val="VerbatimChar"/>
+        </w:rPr>
+        <w:t xml:space="preserve">Open -&gt; In Progress -&gt; Pending Closure -&gt; Closed</w:t>
+      </w:r>
+    </w:p>
+    <w:bookmarkStart w:id="92" w:name="screens-and-explanation-2"/>
+    <w:p>
+      <w:pPr>
+        <w:pStyle w:val="Heading3"/>
+      </w:pPr>
+      <w:r>
+        <w:rPr>
+          <w:rStyle w:val="SectionNumber"/>
+        </w:rPr>
+        <w:t xml:space="preserve">1.8.1</w:t>
+      </w:r>
+      <w:r>
+        <w:tab/>
+      </w:r>
+      <w:r>
+        <w:t xml:space="preserve">Screens and Explanation</w:t>
+      </w:r>
+    </w:p>
+    <w:p>
+      <w:pPr>
+        <w:pStyle w:val="FirstParagraph"/>
+      </w:pPr>
+      <w:r>
+        <w:drawing>
+          <wp:inline>
+            <wp:extent cx="5334000" cy="2622364"/>
+            <wp:effectExtent b="0" l="0" r="0" t="0"/>
+            <wp:docPr descr="Supervisor Tickets" title="" id="72" name="Picture"/>
+            <a:graphic>
+              <a:graphicData uri="http://schemas.openxmlformats.org/drawingml/2006/picture">
+                <pic:pic>
+                  <pic:nvPicPr>
+                    <pic:cNvPr descr="Supervisor%20Side/Supervisor%20All%20tickets.png" id="73" name="Picture"/>
+                    <pic:cNvPicPr>
+                      <a:picLocks noChangeArrowheads="1" noChangeAspect="1"/>
+                    </pic:cNvPicPr>
+                  </pic:nvPicPr>
+                  <pic:blipFill>
+                    <a:blip r:embed="rId71"/>
                     <a:stretch>
                       <a:fillRect/>
                     </a:stretch>
@@ -1784,18 +2011,18 @@
           <wp:inline>
             <wp:extent cx="5334000" cy="4416238"/>
             <wp:effectExtent b="0" l="0" r="0" t="0"/>
-            <wp:docPr descr="Supervisor Assigning Technical" title="" id="66" name="Picture"/>
+            <wp:docPr descr="Supervisor Assigning Technical" title="" id="75" name="Picture"/>
             <a:graphic>
               <a:graphicData uri="http://schemas.openxmlformats.org/drawingml/2006/picture">
                 <pic:pic>
                   <pic:nvPicPr>
-                    <pic:cNvPr descr="Supervisor%20Side/Supervisor%20assigning%20technical.png" id="67" name="Picture"/>
+                    <pic:cNvPr descr="Supervisor%20Side/Supervisor%20assigning%20technical.png" id="76" name="Picture"/>
                     <pic:cNvPicPr>
                       <a:picLocks noChangeArrowheads="1" noChangeAspect="1"/>
                     </pic:cNvPicPr>
                   </pic:nvPicPr>
                   <pic:blipFill>
-                    <a:blip r:embed="rId65"/>
+                    <a:blip r:embed="rId74"/>
                     <a:stretch>
                       <a:fillRect/>
                     </a:stretch>
@@ -1837,18 +2064,18 @@
           <wp:inline>
             <wp:extent cx="5334000" cy="4062523"/>
             <wp:effectExtent b="0" l="0" r="0" t="0"/>
-            <wp:docPr descr="Supervisor Reassigning" title="" id="69" name="Picture"/>
+            <wp:docPr descr="Supervisor Reassigning" title="" id="78" name="Picture"/>
             <a:graphic>
               <a:graphicData uri="http://schemas.openxmlformats.org/drawingml/2006/picture">
                 <pic:pic>
                   <pic:nvPicPr>
-                    <pic:cNvPr descr="Supervisor%20Side/Supervisor%20Reassigning.png" id="70" name="Picture"/>
+                    <pic:cNvPr descr="Supervisor%20Side/Supervisor%20Reassigning.png" id="79" name="Picture"/>
                     <pic:cNvPicPr>
                       <a:picLocks noChangeArrowheads="1" noChangeAspect="1"/>
                     </pic:cNvPicPr>
                   </pic:nvPicPr>
                   <pic:blipFill>
-                    <a:blip r:embed="rId68"/>
+                    <a:blip r:embed="rId77"/>
                     <a:stretch>
                       <a:fillRect/>
                     </a:stretch>
@@ -1890,18 +2117,18 @@
           <wp:inline>
             <wp:extent cx="5334000" cy="2664159"/>
             <wp:effectExtent b="0" l="0" r="0" t="0"/>
-            <wp:docPr descr="Supervisor Pending Queue" title="" id="72" name="Picture"/>
+            <wp:docPr descr="Supervisor Pending Queue" title="" id="81" name="Picture"/>
             <a:graphic>
               <a:graphicData uri="http://schemas.openxmlformats.org/drawingml/2006/picture">
                 <pic:pic>
                   <pic:nvPicPr>
-                    <pic:cNvPr descr="Supervisor%20Side/Supervisor%20Pending%20tickets.png" id="73" name="Picture"/>
+                    <pic:cNvPr descr="Supervisor%20Side/Supervisor%20Pending%20tickets.png" id="82" name="Picture"/>
                     <pic:cNvPicPr>
                       <a:picLocks noChangeArrowheads="1" noChangeAspect="1"/>
                     </pic:cNvPicPr>
                   </pic:nvPicPr>
                   <pic:blipFill>
-                    <a:blip r:embed="rId71"/>
+                    <a:blip r:embed="rId80"/>
                     <a:stretch>
                       <a:fillRect/>
                     </a:stretch>
@@ -1943,18 +2170,18 @@
           <wp:inline>
             <wp:extent cx="5334000" cy="2731335"/>
             <wp:effectExtent b="0" l="0" r="0" t="0"/>
-            <wp:docPr descr="Supervisor Escalation Logs" title="" id="75" name="Picture"/>
+            <wp:docPr descr="Supervisor Escalation Logs" title="" id="84" name="Picture"/>
             <a:graphic>
               <a:graphicData uri="http://schemas.openxmlformats.org/drawingml/2006/picture">
                 <pic:pic>
                   <pic:nvPicPr>
-                    <pic:cNvPr descr="Supervisor%20Side/Supervisor%20Escalation%20logs.png" id="76" name="Picture"/>
+                    <pic:cNvPr descr="Supervisor%20Side/Supervisor%20Escalation%20logs.png" id="85" name="Picture"/>
                     <pic:cNvPicPr>
                       <a:picLocks noChangeArrowheads="1" noChangeAspect="1"/>
                     </pic:cNvPicPr>
                   </pic:nvPicPr>
                   <pic:blipFill>
-                    <a:blip r:embed="rId74"/>
+                    <a:blip r:embed="rId83"/>
                     <a:stretch>
                       <a:fillRect/>
                     </a:stretch>
@@ -1996,18 +2223,18 @@
           <wp:inline>
             <wp:extent cx="5334000" cy="2741775"/>
             <wp:effectExtent b="0" l="0" r="0" t="0"/>
-            <wp:docPr descr="Supervisor Closing Queue" title="" id="78" name="Picture"/>
+            <wp:docPr descr="Supervisor Closing Queue" title="" id="87" name="Picture"/>
             <a:graphic>
               <a:graphicData uri="http://schemas.openxmlformats.org/drawingml/2006/picture">
                 <pic:pic>
                   <pic:nvPicPr>
-                    <pic:cNvPr descr="Supervisor%20Side/Supervisor%20Closing%20tickets.png" id="79" name="Picture"/>
+                    <pic:cNvPr descr="Supervisor%20Side/Supervisor%20Closing%20tickets.png" id="88" name="Picture"/>
                     <pic:cNvPicPr>
                       <a:picLocks noChangeArrowheads="1" noChangeAspect="1"/>
                     </pic:cNvPicPr>
                   </pic:nvPicPr>
                   <pic:blipFill>
-                    <a:blip r:embed="rId77"/>
+                    <a:blip r:embed="rId86"/>
                     <a:stretch>
                       <a:fillRect/>
                     </a:stretch>
@@ -2049,18 +2276,18 @@
           <wp:inline>
             <wp:extent cx="5334000" cy="2705058"/>
             <wp:effectExtent b="0" l="0" r="0" t="0"/>
-            <wp:docPr descr="Supervisor Completed Queue" title="" id="81" name="Picture"/>
+            <wp:docPr descr="Supervisor Completed Queue" title="" id="90" name="Picture"/>
             <a:graphic>
               <a:graphicData uri="http://schemas.openxmlformats.org/drawingml/2006/picture">
                 <pic:pic>
                   <pic:nvPicPr>
-                    <pic:cNvPr descr="Supervisor%20Side/Supervisor%20Completed%20Tickets.png" id="82" name="Picture"/>
+                    <pic:cNvPr descr="Supervisor%20Side/Supervisor%20Completed%20Tickets.png" id="91" name="Picture"/>
                     <pic:cNvPicPr>
                       <a:picLocks noChangeArrowheads="1" noChangeAspect="1"/>
                     </pic:cNvPicPr>
                   </pic:nvPicPr>
                   <pic:blipFill>
-                    <a:blip r:embed="rId80"/>
+                    <a:blip r:embed="rId89"/>
                     <a:stretch>
                       <a:fillRect/>
                     </a:stretch>
@@ -2093,8 +2320,8 @@
         <w:t xml:space="preserve">Explanation: Final record where supervisor confirms successful closure and quality of completion.</w:t>
       </w:r>
     </w:p>
-    <w:bookmarkEnd w:id="83"/>
-    <w:bookmarkStart w:id="84" w:name="detailed-steps-2"/>
+    <w:bookmarkEnd w:id="92"/>
+    <w:bookmarkStart w:id="93" w:name="detailed-steps-2"/>
     <w:p>
       <w:pPr>
         <w:pStyle w:val="Heading3"/>
@@ -2313,9 +2540,14 @@
         <w:t xml:space="preserve">).</w:t>
       </w:r>
     </w:p>
-    <w:bookmarkEnd w:id="84"/>
-    <w:bookmarkEnd w:id="85"/>
-    <w:bookmarkStart w:id="121" w:name="stage-4-technical-execution"/>
+    <w:p>
+      <w:r>
+        <w:br w:type="page"/>
+      </w:r>
+    </w:p>
+    <w:bookmarkEnd w:id="93"/>
+    <w:bookmarkEnd w:id="94"/>
+    <w:bookmarkStart w:id="130" w:name="stage-4-technical-execution"/>
     <w:p>
       <w:pPr>
         <w:pStyle w:val="Heading2"/>
@@ -2418,7 +2650,7 @@
         <w:t xml:space="preserve">Choose Next Action =&gt; [Cannot Resolve at Current Level] Escalate =&gt; [External] Enter Distributor/Vendor Name + Notes/Reason -&gt; Submit Escalation -&gt; Escalated External</w:t>
       </w:r>
     </w:p>
-    <w:bookmarkStart w:id="119" w:name="screens-and-explanation-3"/>
+    <w:bookmarkStart w:id="128" w:name="screens-and-explanation-3"/>
     <w:p>
       <w:pPr>
         <w:pStyle w:val="Heading3"/>
@@ -2445,18 +2677,18 @@
           <wp:inline>
             <wp:extent cx="5334000" cy="2640427"/>
             <wp:effectExtent b="0" l="0" r="0" t="0"/>
-            <wp:docPr descr="Technical Dashboard" title="" id="87" name="Picture"/>
+            <wp:docPr descr="Technical Dashboard" title="" id="96" name="Picture"/>
             <a:graphic>
               <a:graphicData uri="http://schemas.openxmlformats.org/drawingml/2006/picture">
                 <pic:pic>
                   <pic:nvPicPr>
-                    <pic:cNvPr descr="Technical%20Side/Technical%20Dashboard.png" id="88" name="Picture"/>
+                    <pic:cNvPr descr="Technical%20Side/Technical%20Dashboard.png" id="97" name="Picture"/>
                     <pic:cNvPicPr>
                       <a:picLocks noChangeArrowheads="1" noChangeAspect="1"/>
                     </pic:cNvPicPr>
                   </pic:nvPicPr>
                   <pic:blipFill>
-                    <a:blip r:embed="rId86"/>
+                    <a:blip r:embed="rId95"/>
                     <a:stretch>
                       <a:fillRect/>
                     </a:stretch>
@@ -2498,18 +2730,18 @@
           <wp:inline>
             <wp:extent cx="5334000" cy="2633417"/>
             <wp:effectExtent b="0" l="0" r="0" t="0"/>
-            <wp:docPr descr="Technical Assigned Tickets" title="" id="90" name="Picture"/>
+            <wp:docPr descr="Technical Assigned Tickets" title="" id="99" name="Picture"/>
             <a:graphic>
               <a:graphicData uri="http://schemas.openxmlformats.org/drawingml/2006/picture">
                 <pic:pic>
                   <pic:nvPicPr>
-                    <pic:cNvPr descr="Technical%20Side/Technical%20Assigned%20tickets.png" id="91" name="Picture"/>
+                    <pic:cNvPr descr="Technical%20Side/Technical%20Assigned%20tickets.png" id="100" name="Picture"/>
                     <pic:cNvPicPr>
                       <a:picLocks noChangeArrowheads="1" noChangeAspect="1"/>
                     </pic:cNvPicPr>
                   </pic:nvPicPr>
                   <pic:blipFill>
-                    <a:blip r:embed="rId89"/>
+                    <a:blip r:embed="rId98"/>
                     <a:stretch>
                       <a:fillRect/>
                     </a:stretch>
@@ -2551,18 +2783,18 @@
           <wp:inline>
             <wp:extent cx="5334000" cy="2719123"/>
             <wp:effectExtent b="0" l="0" r="0" t="0"/>
-            <wp:docPr descr="Technical Viewing Ticket (Assigned)" title="" id="93" name="Picture"/>
+            <wp:docPr descr="Technical Viewing Ticket (Assigned)" title="" id="102" name="Picture"/>
             <a:graphic>
               <a:graphicData uri="http://schemas.openxmlformats.org/drawingml/2006/picture">
                 <pic:pic>
                   <pic:nvPicPr>
-                    <pic:cNvPr descr="Technical%20Side/Technical%20viewing%20ticket.png" id="94" name="Picture"/>
+                    <pic:cNvPr descr="Technical%20Side/Technical%20viewing%20ticket.png" id="103" name="Picture"/>
                     <pic:cNvPicPr>
                       <a:picLocks noChangeArrowheads="1" noChangeAspect="1"/>
                     </pic:cNvPicPr>
                   </pic:nvPicPr>
                   <pic:blipFill>
-                    <a:blip r:embed="rId92"/>
+                    <a:blip r:embed="rId101"/>
                     <a:stretch>
                       <a:fillRect/>
                     </a:stretch>
@@ -2602,20 +2834,20 @@
       <w:r>
         <w:drawing>
           <wp:inline>
-            <wp:extent cx="5149515" cy="3474720"/>
+            <wp:extent cx="5334000" cy="3599203"/>
             <wp:effectExtent b="0" l="0" r="0" t="0"/>
-            <wp:docPr descr="Technical Start Work Confirmation" title="" id="96" name="Picture"/>
+            <wp:docPr descr="Technical Start Work Confirmation" title="" id="105" name="Picture"/>
             <a:graphic>
               <a:graphicData uri="http://schemas.openxmlformats.org/drawingml/2006/picture">
                 <pic:pic>
                   <pic:nvPicPr>
-                    <pic:cNvPr descr="Technical%20Side/Technical%20start%20work.png" id="97" name="Picture"/>
+                    <pic:cNvPr descr="Technical%20Side/Technical%20start%20work.png" id="106" name="Picture"/>
                     <pic:cNvPicPr>
                       <a:picLocks noChangeArrowheads="1" noChangeAspect="1"/>
                     </pic:cNvPicPr>
                   </pic:nvPicPr>
                   <pic:blipFill>
-                    <a:blip r:embed="rId95"/>
+                    <a:blip r:embed="rId104"/>
                     <a:stretch>
                       <a:fillRect/>
                     </a:stretch>
@@ -2623,7 +2855,7 @@
                   <pic:spPr bwMode="auto">
                     <a:xfrm>
                       <a:off x="0" y="0"/>
-                      <a:ext cx="5149515" cy="3474720"/>
+                      <a:ext cx="5334000" cy="3599203"/>
                     </a:xfrm>
                     <a:prstGeom prst="rect">
                       <a:avLst/>
@@ -2657,18 +2889,18 @@
           <wp:inline>
             <wp:extent cx="5334000" cy="3112923"/>
             <wp:effectExtent b="0" l="0" r="0" t="0"/>
-            <wp:docPr descr="Technical In Progress Ticket" title="" id="99" name="Picture"/>
+            <wp:docPr descr="Technical In Progress Ticket" title="" id="108" name="Picture"/>
             <a:graphic>
               <a:graphicData uri="http://schemas.openxmlformats.org/drawingml/2006/picture">
                 <pic:pic>
                   <pic:nvPicPr>
-                    <pic:cNvPr descr="Technical%20Side/Technical%20in%20progress%20ticket.png" id="100" name="Picture"/>
+                    <pic:cNvPr descr="Technical%20Side/Technical%20in%20progress%20ticket.png" id="109" name="Picture"/>
                     <pic:cNvPicPr>
                       <a:picLocks noChangeArrowheads="1" noChangeAspect="1"/>
                     </pic:cNvPicPr>
                   </pic:nvPicPr>
                   <pic:blipFill>
-                    <a:blip r:embed="rId98"/>
+                    <a:blip r:embed="rId107"/>
                     <a:stretch>
                       <a:fillRect/>
                     </a:stretch>
@@ -2710,18 +2942,18 @@
           <wp:inline>
             <wp:extent cx="5334000" cy="2980764"/>
             <wp:effectExtent b="0" l="0" r="0" t="0"/>
-            <wp:docPr descr="Technical In Progress Ticket (Extended)" title="" id="102" name="Picture"/>
+            <wp:docPr descr="Technical In Progress Ticket (Extended)" title="" id="111" name="Picture"/>
             <a:graphic>
               <a:graphicData uri="http://schemas.openxmlformats.org/drawingml/2006/picture">
                 <pic:pic>
                   <pic:nvPicPr>
-                    <pic:cNvPr descr="Technical%20Side/Technical%20in%20progress%20ticket2.png" id="103" name="Picture"/>
+                    <pic:cNvPr descr="Technical%20Side/Technical%20in%20progress%20ticket2.png" id="112" name="Picture"/>
                     <pic:cNvPicPr>
                       <a:picLocks noChangeArrowheads="1" noChangeAspect="1"/>
                     </pic:cNvPicPr>
                   </pic:nvPicPr>
                   <pic:blipFill>
-                    <a:blip r:embed="rId101"/>
+                    <a:blip r:embed="rId110"/>
                     <a:stretch>
                       <a:fillRect/>
                     </a:stretch>
@@ -2761,20 +2993,20 @@
       <w:r>
         <w:drawing>
           <wp:inline>
-            <wp:extent cx="4543124" cy="8094846"/>
+            <wp:extent cx="5334000" cy="9504012"/>
             <wp:effectExtent b="0" l="0" r="0" t="0"/>
-            <wp:docPr descr="Technical Required Fields Before Resolve" title="" id="105" name="Picture"/>
+            <wp:docPr descr="Technical Required Fields Before Resolve" title="" id="114" name="Picture"/>
             <a:graphic>
               <a:graphicData uri="http://schemas.openxmlformats.org/drawingml/2006/picture">
                 <pic:pic>
                   <pic:nvPicPr>
-                    <pic:cNvPr descr="Technical%20Side/Technical%20need%20to%20fill%20in%20before%20resolve.png" id="106" name="Picture"/>
+                    <pic:cNvPr descr="Technical%20Side/Technical%20need%20to%20fill%20in%20before%20resolve.png" id="115" name="Picture"/>
                     <pic:cNvPicPr>
                       <a:picLocks noChangeArrowheads="1" noChangeAspect="1"/>
                     </pic:cNvPicPr>
                   </pic:nvPicPr>
                   <pic:blipFill>
-                    <a:blip r:embed="rId104"/>
+                    <a:blip r:embed="rId113"/>
                     <a:stretch>
                       <a:fillRect/>
                     </a:stretch>
@@ -2782,7 +3014,7 @@
                   <pic:spPr bwMode="auto">
                     <a:xfrm>
                       <a:off x="0" y="0"/>
-                      <a:ext cx="4543124" cy="8094846"/>
+                      <a:ext cx="5334000" cy="9504012"/>
                     </a:xfrm>
                     <a:prstGeom prst="rect">
                       <a:avLst/>
@@ -2814,20 +3046,20 @@
       <w:r>
         <w:drawing>
           <wp:inline>
-            <wp:extent cx="4543124" cy="2829827"/>
+            <wp:extent cx="5334000" cy="3322449"/>
             <wp:effectExtent b="0" l="0" r="0" t="0"/>
-            <wp:docPr descr="Technical Resolve Confirmation" title="" id="108" name="Picture"/>
+            <wp:docPr descr="Technical Resolve Confirmation" title="" id="117" name="Picture"/>
             <a:graphic>
               <a:graphicData uri="http://schemas.openxmlformats.org/drawingml/2006/picture">
                 <pic:pic>
                   <pic:nvPicPr>
-                    <pic:cNvPr descr="Technical%20Side/Technical%20Resolve%20ticket.png" id="109" name="Picture"/>
+                    <pic:cNvPr descr="Technical%20Side/Technical%20Resolve%20ticket.png" id="118" name="Picture"/>
                     <pic:cNvPicPr>
                       <a:picLocks noChangeArrowheads="1" noChangeAspect="1"/>
                     </pic:cNvPicPr>
                   </pic:nvPicPr>
                   <pic:blipFill>
-                    <a:blip r:embed="rId107"/>
+                    <a:blip r:embed="rId116"/>
                     <a:stretch>
                       <a:fillRect/>
                     </a:stretch>
@@ -2835,7 +3067,7 @@
                   <pic:spPr bwMode="auto">
                     <a:xfrm>
                       <a:off x="0" y="0"/>
-                      <a:ext cx="4543124" cy="2829827"/>
+                      <a:ext cx="5334000" cy="3322449"/>
                     </a:xfrm>
                     <a:prstGeom prst="rect">
                       <a:avLst/>
@@ -2867,20 +3099,20 @@
       <w:r>
         <w:drawing>
           <wp:inline>
-            <wp:extent cx="4851132" cy="3089709"/>
+            <wp:extent cx="5334000" cy="3397249"/>
             <wp:effectExtent b="0" l="0" r="0" t="0"/>
-            <wp:docPr descr="Technical Submit for Observation" title="" id="111" name="Picture"/>
+            <wp:docPr descr="Technical Submit for Observation" title="" id="120" name="Picture"/>
             <a:graphic>
               <a:graphicData uri="http://schemas.openxmlformats.org/drawingml/2006/picture">
                 <pic:pic>
                   <pic:nvPicPr>
-                    <pic:cNvPr descr="Technical%20Side/Technical%20for%20submit%20for%20observation.png" id="112" name="Picture"/>
+                    <pic:cNvPr descr="Technical%20Side/Technical%20for%20submit%20for%20observation.png" id="121" name="Picture"/>
                     <pic:cNvPicPr>
                       <a:picLocks noChangeArrowheads="1" noChangeAspect="1"/>
                     </pic:cNvPicPr>
                   </pic:nvPicPr>
                   <pic:blipFill>
-                    <a:blip r:embed="rId110"/>
+                    <a:blip r:embed="rId119"/>
                     <a:stretch>
                       <a:fillRect/>
                     </a:stretch>
@@ -2888,7 +3120,7 @@
                   <pic:spPr bwMode="auto">
                     <a:xfrm>
                       <a:off x="0" y="0"/>
-                      <a:ext cx="4851132" cy="3089709"/>
+                      <a:ext cx="5334000" cy="3397249"/>
                     </a:xfrm>
                     <a:prstGeom prst="rect">
                       <a:avLst/>
@@ -2922,18 +3154,18 @@
           <wp:inline>
             <wp:extent cx="5334000" cy="5023281"/>
             <wp:effectExtent b="0" l="0" r="0" t="0"/>
-            <wp:docPr descr="Technical Escalate Modal (Internal)" title="" id="114" name="Picture"/>
+            <wp:docPr descr="Technical Escalate Modal (Internal)" title="" id="123" name="Picture"/>
             <a:graphic>
               <a:graphicData uri="http://schemas.openxmlformats.org/drawingml/2006/picture">
                 <pic:pic>
                   <pic:nvPicPr>
-                    <pic:cNvPr descr="Technical%20Side/Technical%20eslacating%20ticket%20modal%20internal.png" id="115" name="Picture"/>
+                    <pic:cNvPr descr="Technical%20Side/Technical%20eslacating%20ticket%20modal%20internal.png" id="124" name="Picture"/>
                     <pic:cNvPicPr>
                       <a:picLocks noChangeArrowheads="1" noChangeAspect="1"/>
                     </pic:cNvPicPr>
                   </pic:nvPicPr>
                   <pic:blipFill>
-                    <a:blip r:embed="rId113"/>
+                    <a:blip r:embed="rId122"/>
                     <a:stretch>
                       <a:fillRect/>
                     </a:stretch>
@@ -2973,20 +3205,20 @@
       <w:r>
         <w:drawing>
           <wp:inline>
-            <wp:extent cx="3965608" cy="4600875"/>
+            <wp:extent cx="5334000" cy="6188475"/>
             <wp:effectExtent b="0" l="0" r="0" t="0"/>
-            <wp:docPr descr="Technical Escalate Modal (External)" title="" id="117" name="Picture"/>
+            <wp:docPr descr="Technical Escalate Modal (External)" title="" id="126" name="Picture"/>
             <a:graphic>
               <a:graphicData uri="http://schemas.openxmlformats.org/drawingml/2006/picture">
                 <pic:pic>
                   <pic:nvPicPr>
-                    <pic:cNvPr descr="Technical%20Side/Technical%20escalate%20ticket%20external.png" id="118" name="Picture"/>
+                    <pic:cNvPr descr="Technical%20Side/Technical%20escalate%20ticket%20external.png" id="127" name="Picture"/>
                     <pic:cNvPicPr>
                       <a:picLocks noChangeArrowheads="1" noChangeAspect="1"/>
                     </pic:cNvPicPr>
                   </pic:nvPicPr>
                   <pic:blipFill>
-                    <a:blip r:embed="rId116"/>
+                    <a:blip r:embed="rId125"/>
                     <a:stretch>
                       <a:fillRect/>
                     </a:stretch>
@@ -2994,7 +3226,7 @@
                   <pic:spPr bwMode="auto">
                     <a:xfrm>
                       <a:off x="0" y="0"/>
-                      <a:ext cx="3965608" cy="4600875"/>
+                      <a:ext cx="5334000" cy="6188475"/>
                     </a:xfrm>
                     <a:prstGeom prst="rect">
                       <a:avLst/>
@@ -3019,8 +3251,8 @@
         <w:t xml:space="preserve">Explanation: External escalation modal where technician routes ticket to outside vendor/distributor and must provide distributor/vendor name plus notes/reason.</w:t>
       </w:r>
     </w:p>
-    <w:bookmarkEnd w:id="119"/>
-    <w:bookmarkStart w:id="120" w:name="detailed-steps-3"/>
+    <w:bookmarkEnd w:id="128"/>
+    <w:bookmarkStart w:id="129" w:name="detailed-steps-3"/>
     <w:p>
       <w:pPr>
         <w:pStyle w:val="Heading3"/>
@@ -3320,9 +3552,14 @@
         <w:t xml:space="preserve">).</w:t>
       </w:r>
     </w:p>
-    <w:bookmarkEnd w:id="120"/>
-    <w:bookmarkEnd w:id="121"/>
-    <w:bookmarkStart w:id="135" w:name="X0bd94557feebad22b4fbb7b932b69d6d0590293"/>
+    <w:p>
+      <w:r>
+        <w:br w:type="page"/>
+      </w:r>
+    </w:p>
+    <w:bookmarkEnd w:id="129"/>
+    <w:bookmarkEnd w:id="130"/>
+    <w:bookmarkStart w:id="144" w:name="X0bd94557feebad22b4fbb7b932b69d6d0590293"/>
     <w:p>
       <w:pPr>
         <w:pStyle w:val="Heading2"/>
@@ -3408,7 +3645,7 @@
         <w:t xml:space="preserve">In Progress =&gt; [Needs Monitoring] Submit for Observation -&gt; Confirm Submit -&gt; For Observation -&gt; Monitor Result -&gt; Back to In Progress or Move to Pending Closure</w:t>
       </w:r>
     </w:p>
-    <w:bookmarkStart w:id="133" w:name="screens-and-explanation-4"/>
+    <w:bookmarkStart w:id="142" w:name="screens-and-explanation-4"/>
     <w:p>
       <w:pPr>
         <w:pStyle w:val="Heading3"/>
@@ -3435,18 +3672,18 @@
           <wp:inline>
             <wp:extent cx="5334000" cy="5023281"/>
             <wp:effectExtent b="0" l="0" r="0" t="0"/>
-            <wp:docPr descr="Technical Escalate Modal Internal" title="" id="122" name="Picture"/>
+            <wp:docPr descr="Technical Escalate Modal Internal" title="" id="131" name="Picture"/>
             <a:graphic>
               <a:graphicData uri="http://schemas.openxmlformats.org/drawingml/2006/picture">
                 <pic:pic>
                   <pic:nvPicPr>
-                    <pic:cNvPr descr="Technical%20Side/Technical%20eslacating%20ticket%20modal%20internal.png" id="123" name="Picture"/>
+                    <pic:cNvPr descr="Technical%20Side/Technical%20eslacating%20ticket%20modal%20internal.png" id="132" name="Picture"/>
                     <pic:cNvPicPr>
                       <a:picLocks noChangeArrowheads="1" noChangeAspect="1"/>
                     </pic:cNvPicPr>
                   </pic:nvPicPr>
                   <pic:blipFill>
-                    <a:blip r:embed="rId113"/>
+                    <a:blip r:embed="rId122"/>
                     <a:stretch>
                       <a:fillRect/>
                     </a:stretch>
@@ -3486,20 +3723,20 @@
       <w:r>
         <w:drawing>
           <wp:inline>
-            <wp:extent cx="3965608" cy="4600875"/>
+            <wp:extent cx="5334000" cy="6188475"/>
             <wp:effectExtent b="0" l="0" r="0" t="0"/>
-            <wp:docPr descr="Technical Escalate Modal External" title="" id="124" name="Picture"/>
+            <wp:docPr descr="Technical Escalate Modal External" title="" id="133" name="Picture"/>
             <a:graphic>
               <a:graphicData uri="http://schemas.openxmlformats.org/drawingml/2006/picture">
                 <pic:pic>
                   <pic:nvPicPr>
-                    <pic:cNvPr descr="Technical%20Side/Technical%20escalate%20ticket%20external.png" id="125" name="Picture"/>
+                    <pic:cNvPr descr="Technical%20Side/Technical%20escalate%20ticket%20external.png" id="134" name="Picture"/>
                     <pic:cNvPicPr>
                       <a:picLocks noChangeArrowheads="1" noChangeAspect="1"/>
                     </pic:cNvPicPr>
                   </pic:nvPicPr>
                   <pic:blipFill>
-                    <a:blip r:embed="rId116"/>
+                    <a:blip r:embed="rId125"/>
                     <a:stretch>
                       <a:fillRect/>
                     </a:stretch>
@@ -3507,7 +3744,7 @@
                   <pic:spPr bwMode="auto">
                     <a:xfrm>
                       <a:off x="0" y="0"/>
-                      <a:ext cx="3965608" cy="4600875"/>
+                      <a:ext cx="5334000" cy="6188475"/>
                     </a:xfrm>
                     <a:prstGeom prst="rect">
                       <a:avLst/>
@@ -3539,20 +3776,20 @@
       <w:r>
         <w:drawing>
           <wp:inline>
-            <wp:extent cx="4851132" cy="3089709"/>
+            <wp:extent cx="5334000" cy="3397249"/>
             <wp:effectExtent b="0" l="0" r="0" t="0"/>
-            <wp:docPr descr="Technical Submit for Observation Modal" title="" id="126" name="Picture"/>
+            <wp:docPr descr="Technical Submit for Observation Modal" title="" id="135" name="Picture"/>
             <a:graphic>
               <a:graphicData uri="http://schemas.openxmlformats.org/drawingml/2006/picture">
                 <pic:pic>
                   <pic:nvPicPr>
-                    <pic:cNvPr descr="Technical%20Side/Technical%20for%20submit%20for%20observation.png" id="127" name="Picture"/>
+                    <pic:cNvPr descr="Technical%20Side/Technical%20for%20submit%20for%20observation.png" id="136" name="Picture"/>
                     <pic:cNvPicPr>
                       <a:picLocks noChangeArrowheads="1" noChangeAspect="1"/>
                     </pic:cNvPicPr>
                   </pic:nvPicPr>
                   <pic:blipFill>
-                    <a:blip r:embed="rId110"/>
+                    <a:blip r:embed="rId119"/>
                     <a:stretch>
                       <a:fillRect/>
                     </a:stretch>
@@ -3560,7 +3797,7 @@
                   <pic:spPr bwMode="auto">
                     <a:xfrm>
                       <a:off x="0" y="0"/>
-                      <a:ext cx="4851132" cy="3089709"/>
+                      <a:ext cx="5334000" cy="3397249"/>
                     </a:xfrm>
                     <a:prstGeom prst="rect">
                       <a:avLst/>
@@ -3594,18 +3831,18 @@
           <wp:inline>
             <wp:extent cx="5334000" cy="2719465"/>
             <wp:effectExtent b="0" l="0" r="0" t="0"/>
-            <wp:docPr descr="Technical Escalation History" title="" id="129" name="Picture"/>
+            <wp:docPr descr="Technical Escalation History" title="" id="138" name="Picture"/>
             <a:graphic>
               <a:graphicData uri="http://schemas.openxmlformats.org/drawingml/2006/picture">
                 <pic:pic>
                   <pic:nvPicPr>
-                    <pic:cNvPr descr="Technical%20Side/Technical%20Escalation%20History.png" id="130" name="Picture"/>
+                    <pic:cNvPr descr="Technical%20Side/Technical%20Escalation%20History.png" id="139" name="Picture"/>
                     <pic:cNvPicPr>
                       <a:picLocks noChangeArrowheads="1" noChangeAspect="1"/>
                     </pic:cNvPicPr>
                   </pic:nvPicPr>
                   <pic:blipFill>
-                    <a:blip r:embed="rId128"/>
+                    <a:blip r:embed="rId137"/>
                     <a:stretch>
                       <a:fillRect/>
                     </a:stretch>
@@ -3647,18 +3884,18 @@
           <wp:inline>
             <wp:extent cx="5334000" cy="2731335"/>
             <wp:effectExtent b="0" l="0" r="0" t="0"/>
-            <wp:docPr descr="Supervisor Escalation Logs" title="" id="131" name="Picture"/>
+            <wp:docPr descr="Supervisor Escalation Logs" title="" id="140" name="Picture"/>
             <a:graphic>
               <a:graphicData uri="http://schemas.openxmlformats.org/drawingml/2006/picture">
                 <pic:pic>
                   <pic:nvPicPr>
-                    <pic:cNvPr descr="Supervisor%20Side/Supervisor%20Escalation%20logs.png" id="132" name="Picture"/>
+                    <pic:cNvPr descr="Supervisor%20Side/Supervisor%20Escalation%20logs.png" id="141" name="Picture"/>
                     <pic:cNvPicPr>
                       <a:picLocks noChangeArrowheads="1" noChangeAspect="1"/>
                     </pic:cNvPicPr>
                   </pic:nvPicPr>
                   <pic:blipFill>
-                    <a:blip r:embed="rId74"/>
+                    <a:blip r:embed="rId83"/>
                     <a:stretch>
                       <a:fillRect/>
                     </a:stretch>
@@ -3691,8 +3928,8 @@
         <w:t xml:space="preserve">Explanation: Supervisor reassessment and reassignment reference for escalated tickets.</w:t>
       </w:r>
     </w:p>
-    <w:bookmarkEnd w:id="133"/>
-    <w:bookmarkStart w:id="134" w:name="detailed-steps-4"/>
+    <w:bookmarkEnd w:id="142"/>
+    <w:bookmarkStart w:id="143" w:name="detailed-steps-4"/>
     <w:p>
       <w:pPr>
         <w:pStyle w:val="Heading3"/>
@@ -3893,9 +4130,14 @@
         <w:t xml:space="preserve">.</w:t>
       </w:r>
     </w:p>
-    <w:bookmarkEnd w:id="134"/>
-    <w:bookmarkEnd w:id="135"/>
-    <w:bookmarkStart w:id="142" w:name="X4566a450e0adb9aa74f066ef5a409b8602e7d67"/>
+    <w:p>
+      <w:r>
+        <w:br w:type="page"/>
+      </w:r>
+    </w:p>
+    <w:bookmarkEnd w:id="143"/>
+    <w:bookmarkEnd w:id="144"/>
+    <w:bookmarkStart w:id="151" w:name="X4566a450e0adb9aa74f066ef5a409b8602e7d67"/>
     <w:p>
       <w:pPr>
         <w:pStyle w:val="Heading2"/>
@@ -3930,7 +4172,7 @@
         <w:t xml:space="preserve">Pending Closure -&gt; Review Notes and Proof -&gt; Submit Feedback -&gt; Close Ticket -&gt; Verify in Completed</w:t>
       </w:r>
     </w:p>
-    <w:bookmarkStart w:id="140" w:name="screens-and-explanation-5"/>
+    <w:bookmarkStart w:id="149" w:name="screens-and-explanation-5"/>
     <w:p>
       <w:pPr>
         <w:pStyle w:val="Heading3"/>
@@ -3957,18 +4199,18 @@
           <wp:inline>
             <wp:extent cx="5334000" cy="2741775"/>
             <wp:effectExtent b="0" l="0" r="0" t="0"/>
-            <wp:docPr descr="Supervisor Closing Tickets" title="" id="136" name="Picture"/>
+            <wp:docPr descr="Supervisor Closing Tickets" title="" id="145" name="Picture"/>
             <a:graphic>
               <a:graphicData uri="http://schemas.openxmlformats.org/drawingml/2006/picture">
                 <pic:pic>
                   <pic:nvPicPr>
-                    <pic:cNvPr descr="Supervisor%20Side/Supervisor%20Closing%20tickets.png" id="137" name="Picture"/>
+                    <pic:cNvPr descr="Supervisor%20Side/Supervisor%20Closing%20tickets.png" id="146" name="Picture"/>
                     <pic:cNvPicPr>
                       <a:picLocks noChangeArrowheads="1" noChangeAspect="1"/>
                     </pic:cNvPicPr>
                   </pic:nvPicPr>
                   <pic:blipFill>
-                    <a:blip r:embed="rId77"/>
+                    <a:blip r:embed="rId86"/>
                     <a:stretch>
                       <a:fillRect/>
                     </a:stretch>
@@ -4010,18 +4252,18 @@
           <wp:inline>
             <wp:extent cx="5334000" cy="2705058"/>
             <wp:effectExtent b="0" l="0" r="0" t="0"/>
-            <wp:docPr descr="Supervisor Completed Tickets" title="" id="138" name="Picture"/>
+            <wp:docPr descr="Supervisor Completed Tickets" title="" id="147" name="Picture"/>
             <a:graphic>
               <a:graphicData uri="http://schemas.openxmlformats.org/drawingml/2006/picture">
                 <pic:pic>
                   <pic:nvPicPr>
-                    <pic:cNvPr descr="Supervisor%20Side/Supervisor%20Completed%20Tickets.png" id="139" name="Picture"/>
+                    <pic:cNvPr descr="Supervisor%20Side/Supervisor%20Completed%20Tickets.png" id="148" name="Picture"/>
                     <pic:cNvPicPr>
                       <a:picLocks noChangeArrowheads="1" noChangeAspect="1"/>
                     </pic:cNvPicPr>
                   </pic:nvPicPr>
                   <pic:blipFill>
-                    <a:blip r:embed="rId80"/>
+                    <a:blip r:embed="rId89"/>
                     <a:stretch>
                       <a:fillRect/>
                     </a:stretch>
@@ -4054,8 +4296,8 @@
         <w:t xml:space="preserve">Explanation: Final closure confirmation list and post-resolution history check.</w:t>
       </w:r>
     </w:p>
-    <w:bookmarkEnd w:id="140"/>
-    <w:bookmarkStart w:id="141" w:name="detailed-steps-5"/>
+    <w:bookmarkEnd w:id="149"/>
+    <w:bookmarkStart w:id="150" w:name="detailed-steps-5"/>
     <w:p>
       <w:pPr>
         <w:pStyle w:val="Heading3"/>
@@ -4172,9 +4414,14 @@
         <w:t xml:space="preserve">Supervisor verifies ticket appears in completed queue/history.</w:t>
       </w:r>
     </w:p>
-    <w:bookmarkEnd w:id="141"/>
-    <w:bookmarkEnd w:id="142"/>
-    <w:bookmarkStart w:id="151" w:name="X3829c059fd6fc5e51cac07a17442d51c77b3738"/>
+    <w:p>
+      <w:r>
+        <w:br w:type="page"/>
+      </w:r>
+    </w:p>
+    <w:bookmarkEnd w:id="150"/>
+    <w:bookmarkEnd w:id="151"/>
+    <w:bookmarkStart w:id="160" w:name="X3829c059fd6fc5e51cac07a17442d51c77b3738"/>
     <w:p>
       <w:pPr>
         <w:pStyle w:val="Heading2"/>
@@ -4209,7 +4456,7 @@
         <w:t xml:space="preserve">Closed Ticket -&gt; Open Attachment Repository -&gt; Publish Reusable Proof -&gt; Knowledge Available to Team</w:t>
       </w:r>
     </w:p>
-    <w:bookmarkStart w:id="149" w:name="screens-and-explanation-6"/>
+    <w:bookmarkStart w:id="158" w:name="screens-and-explanation-6"/>
     <w:p>
       <w:pPr>
         <w:pStyle w:val="Heading3"/>
@@ -4236,18 +4483,18 @@
           <wp:inline>
             <wp:extent cx="5334000" cy="2721070"/>
             <wp:effectExtent b="0" l="0" r="0" t="0"/>
-            <wp:docPr descr="Supervisor Knowledge Hub Upload" title="" id="144" name="Picture"/>
+            <wp:docPr descr="Supervisor Knowledge Hub Upload" title="" id="153" name="Picture"/>
             <a:graphic>
               <a:graphicData uri="http://schemas.openxmlformats.org/drawingml/2006/picture">
                 <pic:pic>
                   <pic:nvPicPr>
-                    <pic:cNvPr descr="Supervisor%20Side/Supervisor%20knowledge%20hub%20upload.png" id="145" name="Picture"/>
+                    <pic:cNvPr descr="Supervisor%20Side/Supervisor%20knowledge%20hub%20upload.png" id="154" name="Picture"/>
                     <pic:cNvPicPr>
                       <a:picLocks noChangeArrowheads="1" noChangeAspect="1"/>
                     </pic:cNvPicPr>
                   </pic:nvPicPr>
                   <pic:blipFill>
-                    <a:blip r:embed="rId143"/>
+                    <a:blip r:embed="rId152"/>
                     <a:stretch>
                       <a:fillRect/>
                     </a:stretch>
@@ -4289,18 +4536,18 @@
           <wp:inline>
             <wp:extent cx="5334000" cy="2732946"/>
             <wp:effectExtent b="0" l="0" r="0" t="0"/>
-            <wp:docPr descr="Supervisor Knowledge Hub Publish" title="" id="147" name="Picture"/>
+            <wp:docPr descr="Supervisor Knowledge Hub Publish" title="" id="156" name="Picture"/>
             <a:graphic>
               <a:graphicData uri="http://schemas.openxmlformats.org/drawingml/2006/picture">
                 <pic:pic>
                   <pic:nvPicPr>
-                    <pic:cNvPr descr="Supervisor%20Side/Supervisor%20knowledge%20hub%20publish.png" id="148" name="Picture"/>
+                    <pic:cNvPr descr="Supervisor%20Side/Supervisor%20knowledge%20hub%20publish.png" id="157" name="Picture"/>
                     <pic:cNvPicPr>
                       <a:picLocks noChangeArrowheads="1" noChangeAspect="1"/>
                     </pic:cNvPicPr>
                   </pic:nvPicPr>
                   <pic:blipFill>
-                    <a:blip r:embed="rId146"/>
+                    <a:blip r:embed="rId155"/>
                     <a:stretch>
                       <a:fillRect/>
                     </a:stretch>
@@ -4333,8 +4580,8 @@
         <w:t xml:space="preserve">Explanation: Publication page for adding title, summary, and tags to reusable solutions.</w:t>
       </w:r>
     </w:p>
-    <w:bookmarkEnd w:id="149"/>
-    <w:bookmarkStart w:id="150" w:name="detailed-steps-6"/>
+    <w:bookmarkEnd w:id="158"/>
+    <w:bookmarkStart w:id="159" w:name="detailed-steps-6"/>
     <w:p>
       <w:pPr>
         <w:pStyle w:val="Heading3"/>
@@ -4400,9 +4647,14 @@
         <w:t xml:space="preserve">Confirm published item is searchable by technical staff.</w:t>
       </w:r>
     </w:p>
-    <w:bookmarkEnd w:id="150"/>
-    <w:bookmarkEnd w:id="151"/>
-    <w:bookmarkStart w:id="152" w:name="supervisor-resolution-gate-mandatory"/>
+    <w:p>
+      <w:r>
+        <w:br w:type="page"/>
+      </w:r>
+    </w:p>
+    <w:bookmarkEnd w:id="159"/>
+    <w:bookmarkEnd w:id="160"/>
+    <w:bookmarkStart w:id="161" w:name="supervisor-resolution-gate-mandatory"/>
     <w:p>
       <w:pPr>
         <w:pStyle w:val="Heading2"/>
@@ -4495,8 +4747,13 @@
         <w:t xml:space="preserve">Closure is verified in completed history.</w:t>
       </w:r>
     </w:p>
-    <w:bookmarkEnd w:id="152"/>
-    <w:bookmarkStart w:id="153" w:name="ticket-lifecycle-control-matrix"/>
+    <w:p>
+      <w:r>
+        <w:br w:type="page"/>
+      </w:r>
+    </w:p>
+    <w:bookmarkEnd w:id="161"/>
+    <w:bookmarkStart w:id="162" w:name="ticket-lifecycle-control-matrix"/>
     <w:p>
       <w:pPr>
         <w:pStyle w:val="Heading2"/>
@@ -4598,8 +4855,13 @@
         <w:t xml:space="preserve">Governance visibility: Superadmin</w:t>
       </w:r>
     </w:p>
-    <w:bookmarkEnd w:id="153"/>
-    <w:bookmarkStart w:id="154" w:name="X92d5f0e664c5633b5c9cc65460df43e52044b98"/>
+    <w:p>
+      <w:r>
+        <w:br w:type="page"/>
+      </w:r>
+    </w:p>
+    <w:bookmarkEnd w:id="162"/>
+    <w:bookmarkStart w:id="163" w:name="X92d5f0e664c5633b5c9cc65460df43e52044b98"/>
     <w:p>
       <w:pPr>
         <w:pStyle w:val="Heading2"/>
@@ -4701,8 +4963,13 @@
         <w:t xml:space="preserve">Supervisor feedback/rating is submitted before final close.</w:t>
       </w:r>
     </w:p>
-    <w:bookmarkEnd w:id="154"/>
-    <w:bookmarkStart w:id="155" w:name="quick-state-path"/>
+    <w:p>
+      <w:r>
+        <w:br w:type="page"/>
+      </w:r>
+    </w:p>
+    <w:bookmarkEnd w:id="163"/>
+    <w:bookmarkStart w:id="164" w:name="quick-state-path"/>
     <w:p>
       <w:pPr>
         <w:pStyle w:val="Heading2"/>
@@ -4799,8 +5066,8 @@
         <w:t xml:space="preserve">In Progress -&gt; Unresolved -&gt; In Progress</w:t>
       </w:r>
     </w:p>
-    <w:bookmarkEnd w:id="155"/>
-    <w:bookmarkEnd w:id="156"/>
+    <w:bookmarkEnd w:id="164"/>
+    <w:bookmarkEnd w:id="165"/>
     <w:sectPr>
       <w:footnotePr>
         <w:numRestart w:val="eachSect"/>
@@ -5184,11 +5451,11 @@
       </w:pPr>
     </w:lvl>
   </w:abstractNum>
-  <w:abstractNum w:abstractNumId="994120">
-    <w:nsid w:val="0A994120"/>
+  <w:abstractNum w:abstractNumId="994122">
+    <w:nsid w:val="0A994122"/>
     <w:multiLevelType w:val="multilevel"/>
     <w:lvl w:ilvl="0">
-      <w:start w:val="20"/>
+      <w:start w:val="22"/>
       <w:numFmt w:val="decimal"/>
       <w:lvlText w:val="%1."/>
       <w:lvlJc w:val="left"/>
@@ -5197,7 +5464,7 @@
       </w:pPr>
     </w:lvl>
     <w:lvl w:ilvl="1">
-      <w:start w:val="20"/>
+      <w:start w:val="22"/>
       <w:numFmt w:val="decimal"/>
       <w:lvlText w:val="%2."/>
       <w:lvlJc w:val="left"/>
@@ -5206,7 +5473,7 @@
       </w:pPr>
     </w:lvl>
     <w:lvl w:ilvl="2">
-      <w:start w:val="20"/>
+      <w:start w:val="22"/>
       <w:numFmt w:val="decimal"/>
       <w:lvlText w:val="%3."/>
       <w:lvlJc w:val="left"/>
@@ -5215,7 +5482,7 @@
       </w:pPr>
     </w:lvl>
     <w:lvl w:ilvl="3">
-      <w:start w:val="20"/>
+      <w:start w:val="22"/>
       <w:numFmt w:val="decimal"/>
       <w:lvlText w:val="%4."/>
       <w:lvlJc w:val="left"/>
@@ -5224,7 +5491,7 @@
       </w:pPr>
     </w:lvl>
     <w:lvl w:ilvl="4">
-      <w:start w:val="20"/>
+      <w:start w:val="22"/>
       <w:numFmt w:val="decimal"/>
       <w:lvlText w:val="%5."/>
       <w:lvlJc w:val="left"/>
@@ -5233,7 +5500,7 @@
       </w:pPr>
     </w:lvl>
     <w:lvl w:ilvl="5">
-      <w:start w:val="20"/>
+      <w:start w:val="22"/>
       <w:numFmt w:val="decimal"/>
       <w:lvlText w:val="%6."/>
       <w:lvlJc w:val="left"/>
@@ -5242,7 +5509,7 @@
       </w:pPr>
     </w:lvl>
     <w:lvl w:ilvl="6">
-      <w:start w:val="20"/>
+      <w:start w:val="22"/>
       <w:numFmt w:val="decimal"/>
       <w:lvlText w:val="%7."/>
       <w:lvlJc w:val="left"/>
@@ -5251,7 +5518,7 @@
       </w:pPr>
     </w:lvl>
     <w:lvl w:ilvl="7">
-      <w:start w:val="20"/>
+      <w:start w:val="22"/>
       <w:numFmt w:val="decimal"/>
       <w:lvlText w:val="%8."/>
       <w:lvlJc w:val="left"/>
@@ -5260,7 +5527,7 @@
       </w:pPr>
     </w:lvl>
     <w:lvl w:ilvl="8">
-      <w:start w:val="20"/>
+      <w:start w:val="22"/>
       <w:numFmt w:val="decimal"/>
       <w:lvlText w:val="%9."/>
       <w:lvlJc w:val="left"/>
@@ -5269,11 +5536,11 @@
       </w:pPr>
     </w:lvl>
   </w:abstractNum>
-  <w:abstractNum w:abstractNumId="994129">
-    <w:nsid w:val="0A994129"/>
+  <w:abstractNum w:abstractNumId="994131">
+    <w:nsid w:val="0A994131"/>
     <w:multiLevelType w:val="multilevel"/>
     <w:lvl w:ilvl="0">
-      <w:start w:val="29"/>
+      <w:start w:val="31"/>
       <w:numFmt w:val="decimal"/>
       <w:lvlText w:val="%1."/>
       <w:lvlJc w:val="left"/>
@@ -5282,7 +5549,7 @@
       </w:pPr>
     </w:lvl>
     <w:lvl w:ilvl="1">
-      <w:start w:val="29"/>
+      <w:start w:val="31"/>
       <w:numFmt w:val="decimal"/>
       <w:lvlText w:val="%2."/>
       <w:lvlJc w:val="left"/>
@@ -5291,7 +5558,7 @@
       </w:pPr>
     </w:lvl>
     <w:lvl w:ilvl="2">
-      <w:start w:val="29"/>
+      <w:start w:val="31"/>
       <w:numFmt w:val="decimal"/>
       <w:lvlText w:val="%3."/>
       <w:lvlJc w:val="left"/>
@@ -5300,7 +5567,7 @@
       </w:pPr>
     </w:lvl>
     <w:lvl w:ilvl="3">
-      <w:start w:val="29"/>
+      <w:start w:val="31"/>
       <w:numFmt w:val="decimal"/>
       <w:lvlText w:val="%4."/>
       <w:lvlJc w:val="left"/>
@@ -5309,7 +5576,7 @@
       </w:pPr>
     </w:lvl>
     <w:lvl w:ilvl="4">
-      <w:start w:val="29"/>
+      <w:start w:val="31"/>
       <w:numFmt w:val="decimal"/>
       <w:lvlText w:val="%5."/>
       <w:lvlJc w:val="left"/>
@@ -5318,7 +5585,7 @@
       </w:pPr>
     </w:lvl>
     <w:lvl w:ilvl="5">
-      <w:start w:val="29"/>
+      <w:start w:val="31"/>
       <w:numFmt w:val="decimal"/>
       <w:lvlText w:val="%6."/>
       <w:lvlJc w:val="left"/>
@@ -5327,7 +5594,7 @@
       </w:pPr>
     </w:lvl>
     <w:lvl w:ilvl="6">
-      <w:start w:val="29"/>
+      <w:start w:val="31"/>
       <w:numFmt w:val="decimal"/>
       <w:lvlText w:val="%7."/>
       <w:lvlJc w:val="left"/>
@@ -5336,7 +5603,7 @@
       </w:pPr>
     </w:lvl>
     <w:lvl w:ilvl="7">
-      <w:start w:val="29"/>
+      <w:start w:val="31"/>
       <w:numFmt w:val="decimal"/>
       <w:lvlText w:val="%8."/>
       <w:lvlJc w:val="left"/>
@@ -5345,7 +5612,7 @@
       </w:pPr>
     </w:lvl>
     <w:lvl w:ilvl="8">
-      <w:start w:val="29"/>
+      <w:start w:val="31"/>
       <w:numFmt w:val="decimal"/>
       <w:lvlText w:val="%9."/>
       <w:lvlJc w:val="left"/>
@@ -5354,11 +5621,11 @@
       </w:pPr>
     </w:lvl>
   </w:abstractNum>
-  <w:abstractNum w:abstractNumId="994141">
-    <w:nsid w:val="0A994141"/>
+  <w:abstractNum w:abstractNumId="994143">
+    <w:nsid w:val="0A994143"/>
     <w:multiLevelType w:val="multilevel"/>
     <w:lvl w:ilvl="0">
-      <w:start w:val="41"/>
+      <w:start w:val="43"/>
       <w:numFmt w:val="decimal"/>
       <w:lvlText w:val="%1."/>
       <w:lvlJc w:val="left"/>
@@ -5367,7 +5634,7 @@
       </w:pPr>
     </w:lvl>
     <w:lvl w:ilvl="1">
-      <w:start w:val="41"/>
+      <w:start w:val="43"/>
       <w:numFmt w:val="decimal"/>
       <w:lvlText w:val="%2."/>
       <w:lvlJc w:val="left"/>
@@ -5376,7 +5643,7 @@
       </w:pPr>
     </w:lvl>
     <w:lvl w:ilvl="2">
-      <w:start w:val="41"/>
+      <w:start w:val="43"/>
       <w:numFmt w:val="decimal"/>
       <w:lvlText w:val="%3."/>
       <w:lvlJc w:val="left"/>
@@ -5385,7 +5652,7 @@
       </w:pPr>
     </w:lvl>
     <w:lvl w:ilvl="3">
-      <w:start w:val="41"/>
+      <w:start w:val="43"/>
       <w:numFmt w:val="decimal"/>
       <w:lvlText w:val="%4."/>
       <w:lvlJc w:val="left"/>
@@ -5394,7 +5661,7 @@
       </w:pPr>
     </w:lvl>
     <w:lvl w:ilvl="4">
-      <w:start w:val="41"/>
+      <w:start w:val="43"/>
       <w:numFmt w:val="decimal"/>
       <w:lvlText w:val="%5."/>
       <w:lvlJc w:val="left"/>
@@ -5403,7 +5670,7 @@
       </w:pPr>
     </w:lvl>
     <w:lvl w:ilvl="5">
-      <w:start w:val="41"/>
+      <w:start w:val="43"/>
       <w:numFmt w:val="decimal"/>
       <w:lvlText w:val="%6."/>
       <w:lvlJc w:val="left"/>
@@ -5412,7 +5679,7 @@
       </w:pPr>
     </w:lvl>
     <w:lvl w:ilvl="6">
-      <w:start w:val="41"/>
+      <w:start w:val="43"/>
       <w:numFmt w:val="decimal"/>
       <w:lvlText w:val="%7."/>
       <w:lvlJc w:val="left"/>
@@ -5421,7 +5688,7 @@
       </w:pPr>
     </w:lvl>
     <w:lvl w:ilvl="7">
-      <w:start w:val="41"/>
+      <w:start w:val="43"/>
       <w:numFmt w:val="decimal"/>
       <w:lvlText w:val="%8."/>
       <w:lvlJc w:val="left"/>
@@ -5430,7 +5697,7 @@
       </w:pPr>
     </w:lvl>
     <w:lvl w:ilvl="8">
-      <w:start w:val="41"/>
+      <w:start w:val="43"/>
       <w:numFmt w:val="decimal"/>
       <w:lvlText w:val="%9."/>
       <w:lvlJc w:val="left"/>
@@ -5439,11 +5706,11 @@
       </w:pPr>
     </w:lvl>
   </w:abstractNum>
-  <w:abstractNum w:abstractNumId="994150">
-    <w:nsid w:val="0A994150"/>
+  <w:abstractNum w:abstractNumId="994152">
+    <w:nsid w:val="0A994152"/>
     <w:multiLevelType w:val="multilevel"/>
     <w:lvl w:ilvl="0">
-      <w:start w:val="50"/>
+      <w:start w:val="52"/>
       <w:numFmt w:val="decimal"/>
       <w:lvlText w:val="%1."/>
       <w:lvlJc w:val="left"/>
@@ -5452,7 +5719,7 @@
       </w:pPr>
     </w:lvl>
     <w:lvl w:ilvl="1">
-      <w:start w:val="50"/>
+      <w:start w:val="52"/>
       <w:numFmt w:val="decimal"/>
       <w:lvlText w:val="%2."/>
       <w:lvlJc w:val="left"/>
@@ -5461,7 +5728,7 @@
       </w:pPr>
     </w:lvl>
     <w:lvl w:ilvl="2">
-      <w:start w:val="50"/>
+      <w:start w:val="52"/>
       <w:numFmt w:val="decimal"/>
       <w:lvlText w:val="%3."/>
       <w:lvlJc w:val="left"/>
@@ -5470,7 +5737,7 @@
       </w:pPr>
     </w:lvl>
     <w:lvl w:ilvl="3">
-      <w:start w:val="50"/>
+      <w:start w:val="52"/>
       <w:numFmt w:val="decimal"/>
       <w:lvlText w:val="%4."/>
       <w:lvlJc w:val="left"/>
@@ -5479,7 +5746,7 @@
       </w:pPr>
     </w:lvl>
     <w:lvl w:ilvl="4">
-      <w:start w:val="50"/>
+      <w:start w:val="52"/>
       <w:numFmt w:val="decimal"/>
       <w:lvlText w:val="%5."/>
       <w:lvlJc w:val="left"/>
@@ -5488,7 +5755,7 @@
       </w:pPr>
     </w:lvl>
     <w:lvl w:ilvl="5">
-      <w:start w:val="50"/>
+      <w:start w:val="52"/>
       <w:numFmt w:val="decimal"/>
       <w:lvlText w:val="%6."/>
       <w:lvlJc w:val="left"/>
@@ -5497,7 +5764,7 @@
       </w:pPr>
     </w:lvl>
     <w:lvl w:ilvl="6">
-      <w:start w:val="50"/>
+      <w:start w:val="52"/>
       <w:numFmt w:val="decimal"/>
       <w:lvlText w:val="%7."/>
       <w:lvlJc w:val="left"/>
@@ -5506,7 +5773,7 @@
       </w:pPr>
     </w:lvl>
     <w:lvl w:ilvl="7">
-      <w:start w:val="50"/>
+      <w:start w:val="52"/>
       <w:numFmt w:val="decimal"/>
       <w:lvlText w:val="%8."/>
       <w:lvlJc w:val="left"/>
@@ -5515,7 +5782,7 @@
       </w:pPr>
     </w:lvl>
     <w:lvl w:ilvl="8">
-      <w:start w:val="50"/>
+      <w:start w:val="52"/>
       <w:numFmt w:val="decimal"/>
       <w:lvlText w:val="%9."/>
       <w:lvlJc w:val="left"/>
@@ -5524,11 +5791,11 @@
       </w:pPr>
     </w:lvl>
   </w:abstractNum>
-  <w:abstractNum w:abstractNumId="994156">
-    <w:nsid w:val="0A994156"/>
+  <w:abstractNum w:abstractNumId="994158">
+    <w:nsid w:val="0A994158"/>
     <w:multiLevelType w:val="multilevel"/>
     <w:lvl w:ilvl="0">
-      <w:start w:val="56"/>
+      <w:start w:val="58"/>
       <w:numFmt w:val="decimal"/>
       <w:lvlText w:val="%1."/>
       <w:lvlJc w:val="left"/>
@@ -5537,7 +5804,7 @@
       </w:pPr>
     </w:lvl>
     <w:lvl w:ilvl="1">
-      <w:start w:val="56"/>
+      <w:start w:val="58"/>
       <w:numFmt w:val="decimal"/>
       <w:lvlText w:val="%2."/>
       <w:lvlJc w:val="left"/>
@@ -5546,7 +5813,7 @@
       </w:pPr>
     </w:lvl>
     <w:lvl w:ilvl="2">
-      <w:start w:val="56"/>
+      <w:start w:val="58"/>
       <w:numFmt w:val="decimal"/>
       <w:lvlText w:val="%3."/>
       <w:lvlJc w:val="left"/>
@@ -5555,7 +5822,7 @@
       </w:pPr>
     </w:lvl>
     <w:lvl w:ilvl="3">
-      <w:start w:val="56"/>
+      <w:start w:val="58"/>
       <w:numFmt w:val="decimal"/>
       <w:lvlText w:val="%4."/>
       <w:lvlJc w:val="left"/>
@@ -5564,7 +5831,7 @@
       </w:pPr>
     </w:lvl>
     <w:lvl w:ilvl="4">
-      <w:start w:val="56"/>
+      <w:start w:val="58"/>
       <w:numFmt w:val="decimal"/>
       <w:lvlText w:val="%5."/>
       <w:lvlJc w:val="left"/>
@@ -5573,7 +5840,7 @@
       </w:pPr>
     </w:lvl>
     <w:lvl w:ilvl="5">
-      <w:start w:val="56"/>
+      <w:start w:val="58"/>
       <w:numFmt w:val="decimal"/>
       <w:lvlText w:val="%6."/>
       <w:lvlJc w:val="left"/>
@@ -5582,7 +5849,7 @@
       </w:pPr>
     </w:lvl>
     <w:lvl w:ilvl="6">
-      <w:start w:val="56"/>
+      <w:start w:val="58"/>
       <w:numFmt w:val="decimal"/>
       <w:lvlText w:val="%7."/>
       <w:lvlJc w:val="left"/>
@@ -5591,7 +5858,7 @@
       </w:pPr>
     </w:lvl>
     <w:lvl w:ilvl="7">
-      <w:start w:val="56"/>
+      <w:start w:val="58"/>
       <w:numFmt w:val="decimal"/>
       <w:lvlText w:val="%8."/>
       <w:lvlJc w:val="left"/>
@@ -5600,7 +5867,7 @@
       </w:pPr>
     </w:lvl>
     <w:lvl w:ilvl="8">
-      <w:start w:val="56"/>
+      <w:start w:val="58"/>
       <w:numFmt w:val="decimal"/>
       <w:lvlText w:val="%9."/>
       <w:lvlJc w:val="left"/>
@@ -5682,153 +5949,153 @@
     </w:lvlOverride>
   </w:num>
   <w:num w:numId="1006">
-    <w:abstractNumId w:val="994120"/>
+    <w:abstractNumId w:val="994122"/>
     <w:lvlOverride w:ilvl="0">
-      <w:startOverride w:val="20"/>
+      <w:startOverride w:val="22"/>
     </w:lvlOverride>
     <w:lvlOverride w:ilvl="1">
-      <w:startOverride w:val="20"/>
+      <w:startOverride w:val="22"/>
     </w:lvlOverride>
     <w:lvlOverride w:ilvl="2">
-      <w:startOverride w:val="20"/>
+      <w:startOverride w:val="22"/>
     </w:lvlOverride>
     <w:lvlOverride w:ilvl="3">
-      <w:startOverride w:val="20"/>
+      <w:startOverride w:val="22"/>
     </w:lvlOverride>
     <w:lvlOverride w:ilvl="4">
-      <w:startOverride w:val="20"/>
+      <w:startOverride w:val="22"/>
     </w:lvlOverride>
     <w:lvlOverride w:ilvl="5">
-      <w:startOverride w:val="20"/>
+      <w:startOverride w:val="22"/>
     </w:lvlOverride>
     <w:lvlOverride w:ilvl="6">
-      <w:startOverride w:val="20"/>
+      <w:startOverride w:val="22"/>
     </w:lvlOverride>
     <w:lvlOverride w:ilvl="7">
-      <w:startOverride w:val="20"/>
+      <w:startOverride w:val="22"/>
     </w:lvlOverride>
     <w:lvlOverride w:ilvl="8">
-      <w:startOverride w:val="20"/>
+      <w:startOverride w:val="22"/>
     </w:lvlOverride>
   </w:num>
   <w:num w:numId="1007">
-    <w:abstractNumId w:val="994129"/>
+    <w:abstractNumId w:val="994131"/>
     <w:lvlOverride w:ilvl="0">
-      <w:startOverride w:val="29"/>
+      <w:startOverride w:val="31"/>
     </w:lvlOverride>
     <w:lvlOverride w:ilvl="1">
-      <w:startOverride w:val="29"/>
+      <w:startOverride w:val="31"/>
     </w:lvlOverride>
     <w:lvlOverride w:ilvl="2">
-      <w:startOverride w:val="29"/>
+      <w:startOverride w:val="31"/>
     </w:lvlOverride>
     <w:lvlOverride w:ilvl="3">
-      <w:startOverride w:val="29"/>
+      <w:startOverride w:val="31"/>
     </w:lvlOverride>
     <w:lvlOverride w:ilvl="4">
-      <w:startOverride w:val="29"/>
+      <w:startOverride w:val="31"/>
     </w:lvlOverride>
     <w:lvlOverride w:ilvl="5">
-      <w:startOverride w:val="29"/>
+      <w:startOverride w:val="31"/>
     </w:lvlOverride>
     <w:lvlOverride w:ilvl="6">
-      <w:startOverride w:val="29"/>
+      <w:startOverride w:val="31"/>
     </w:lvlOverride>
     <w:lvlOverride w:ilvl="7">
-      <w:startOverride w:val="29"/>
+      <w:startOverride w:val="31"/>
     </w:lvlOverride>
     <w:lvlOverride w:ilvl="8">
-      <w:startOverride w:val="29"/>
+      <w:startOverride w:val="31"/>
     </w:lvlOverride>
   </w:num>
   <w:num w:numId="1008">
-    <w:abstractNumId w:val="994141"/>
+    <w:abstractNumId w:val="994143"/>
     <w:lvlOverride w:ilvl="0">
-      <w:startOverride w:val="41"/>
+      <w:startOverride w:val="43"/>
     </w:lvlOverride>
     <w:lvlOverride w:ilvl="1">
-      <w:startOverride w:val="41"/>
+      <w:startOverride w:val="43"/>
     </w:lvlOverride>
     <w:lvlOverride w:ilvl="2">
-      <w:startOverride w:val="41"/>
+      <w:startOverride w:val="43"/>
     </w:lvlOverride>
     <w:lvlOverride w:ilvl="3">
-      <w:startOverride w:val="41"/>
+      <w:startOverride w:val="43"/>
     </w:lvlOverride>
     <w:lvlOverride w:ilvl="4">
-      <w:startOverride w:val="41"/>
+      <w:startOverride w:val="43"/>
     </w:lvlOverride>
     <w:lvlOverride w:ilvl="5">
-      <w:startOverride w:val="41"/>
+      <w:startOverride w:val="43"/>
     </w:lvlOverride>
     <w:lvlOverride w:ilvl="6">
-      <w:startOverride w:val="41"/>
+      <w:startOverride w:val="43"/>
     </w:lvlOverride>
     <w:lvlOverride w:ilvl="7">
-      <w:startOverride w:val="41"/>
+      <w:startOverride w:val="43"/>
     </w:lvlOverride>
     <w:lvlOverride w:ilvl="8">
-      <w:startOverride w:val="41"/>
+      <w:startOverride w:val="43"/>
     </w:lvlOverride>
   </w:num>
   <w:num w:numId="1009">
-    <w:abstractNumId w:val="994150"/>
+    <w:abstractNumId w:val="994152"/>
     <w:lvlOverride w:ilvl="0">
-      <w:startOverride w:val="50"/>
+      <w:startOverride w:val="52"/>
     </w:lvlOverride>
     <w:lvlOverride w:ilvl="1">
-      <w:startOverride w:val="50"/>
+      <w:startOverride w:val="52"/>
     </w:lvlOverride>
     <w:lvlOverride w:ilvl="2">
-      <w:startOverride w:val="50"/>
+      <w:startOverride w:val="52"/>
     </w:lvlOverride>
     <w:lvlOverride w:ilvl="3">
-      <w:startOverride w:val="50"/>
+      <w:startOverride w:val="52"/>
     </w:lvlOverride>
     <w:lvlOverride w:ilvl="4">
-      <w:startOverride w:val="50"/>
+      <w:startOverride w:val="52"/>
     </w:lvlOverride>
     <w:lvlOverride w:ilvl="5">
-      <w:startOverride w:val="50"/>
+      <w:startOverride w:val="52"/>
     </w:lvlOverride>
     <w:lvlOverride w:ilvl="6">
-      <w:startOverride w:val="50"/>
+      <w:startOverride w:val="52"/>
     </w:lvlOverride>
     <w:lvlOverride w:ilvl="7">
-      <w:startOverride w:val="50"/>
+      <w:startOverride w:val="52"/>
     </w:lvlOverride>
     <w:lvlOverride w:ilvl="8">
-      <w:startOverride w:val="50"/>
+      <w:startOverride w:val="52"/>
     </w:lvlOverride>
   </w:num>
   <w:num w:numId="1010">
-    <w:abstractNumId w:val="994156"/>
+    <w:abstractNumId w:val="994158"/>
     <w:lvlOverride w:ilvl="0">
-      <w:startOverride w:val="56"/>
+      <w:startOverride w:val="58"/>
     </w:lvlOverride>
     <w:lvlOverride w:ilvl="1">
-      <w:startOverride w:val="56"/>
+      <w:startOverride w:val="58"/>
     </w:lvlOverride>
     <w:lvlOverride w:ilvl="2">
-      <w:startOverride w:val="56"/>
+      <w:startOverride w:val="58"/>
     </w:lvlOverride>
     <w:lvlOverride w:ilvl="3">
-      <w:startOverride w:val="56"/>
+      <w:startOverride w:val="58"/>
     </w:lvlOverride>
     <w:lvlOverride w:ilvl="4">
-      <w:startOverride w:val="56"/>
+      <w:startOverride w:val="58"/>
     </w:lvlOverride>
     <w:lvlOverride w:ilvl="5">
-      <w:startOverride w:val="56"/>
+      <w:startOverride w:val="58"/>
     </w:lvlOverride>
     <w:lvlOverride w:ilvl="6">
-      <w:startOverride w:val="56"/>
+      <w:startOverride w:val="58"/>
     </w:lvlOverride>
     <w:lvlOverride w:ilvl="7">
-      <w:startOverride w:val="56"/>
+      <w:startOverride w:val="58"/>
     </w:lvlOverride>
     <w:lvlOverride w:ilvl="8">
-      <w:startOverride w:val="56"/>
+      <w:startOverride w:val="58"/>
     </w:lvlOverride>
   </w:num>
   <w:num w:numId="1011">
